--- a/docs/guides/SCREENSHOT_CHECKLIST_THREAT_PREVENTION.docx
+++ b/docs/guides/SCREENSHOT_CHECKLIST_THREAT_PREVENTION.docx
@@ -7,20 +7,52 @@
         <w:pStyle w:val="Heading1"/>
       </w:pPr>
       <w:r>
-        <w:t>Screenshot Capture Checklist: Threat Prevention Guide</w:t>
+        <w:t>Screenshots for the Threat Prevention Guides (Author Note)</w:t>
       </w:r>
     </w:p>
     <w:p>
       <w:r>
-        <w:t>Please capture the following screenshots from your n8n workflow and save them to `docs/assets/threat-prevention/nodes/`.</w:t>
+        <w:t>This is a note for guide authors, not a trainee guide.</w:t>
       </w:r>
     </w:p>
     <w:p>
-      <w:pPr>
-        <w:pStyle w:val="Heading2"/>
-      </w:pPr>
       <w:r>
-        <w:t>1. AI Agent Node</w:t>
+        <w:t xml:space="preserve">The </w:t>
+      </w:r>
+      <w:r>
+        <w:t>Threat Prevention agents guide</w:t>
+      </w:r>
+      <w:r>
+        <w:t xml:space="preserve"> (Threat_Prevention_MCP_Agent_Guide.md)</w:t>
+      </w:r>
+      <w:r>
+        <w:t xml:space="preserve"> and the</w:t>
+      </w:r>
+    </w:p>
+    <w:p>
+      <w:r>
+        <w:t>Threat Prevention deep dive</w:t>
+      </w:r>
+      <w:r>
+        <w:t xml:space="preserve"> (CheckPoint_Threat_Prevention_Guide.md)</w:t>
+      </w:r>
+      <w:r>
+        <w:t xml:space="preserve"> describe every step in text and</w:t>
+      </w:r>
+    </w:p>
+    <w:p>
+      <w:r>
+        <w:t>use no screenshots. The repository holds no Threat Prevention screenshots; older ones showed retired node</w:t>
+      </w:r>
+    </w:p>
+    <w:p>
+      <w:r>
+        <w:t>names and an earlier workflow layout and were removed.</w:t>
+      </w:r>
+    </w:p>
+    <w:p>
+      <w:r>
+        <w:t>If you add screenshots later:</w:t>
       </w:r>
     </w:p>
     <w:p>
@@ -28,7 +60,100 @@
         <w:pStyle w:val="ListBullet"/>
       </w:pPr>
       <w:r>
-        <w:t>**Config**: Open the "Threat Prevention Agent" node. Capture the "Parameters" tab showing the System Message and Model connection.</w:t>
+        <w:rPr>
+          <w:b/>
+        </w:rPr>
+        <w:t>Capture the current agents:</w:t>
+      </w:r>
+      <w:r>
+        <w:t xml:space="preserve"> the n8n workflows </w:t>
+      </w:r>
+      <w:r>
+        <w:rPr>
+          <w:b/>
+        </w:rPr>
+        <w:t>Threat Prevention Agent (Direct)</w:t>
+      </w:r>
+      <w:r>
+        <w:t xml:space="preserve"> and **Threat</w:t>
+      </w:r>
+    </w:p>
+    <w:p>
+      <w:r>
+        <w:t xml:space="preserve">Prevention Agent (MCP Gateway)**, with their current node names: </w:t>
+      </w:r>
+      <w:r>
+        <w:rPr>
+          <w:rFonts w:ascii="Courier New" w:hAnsi="Courier New"/>
+        </w:rPr>
+        <w:t>When chat message received</w:t>
+      </w:r>
+      <w:r>
+        <w:t>,</w:t>
+      </w:r>
+    </w:p>
+    <w:p>
+      <w:r>
+        <w:rPr>
+          <w:rFonts w:ascii="Courier New" w:hAnsi="Courier New"/>
+        </w:rPr>
+        <w:t>Normalize input</w:t>
+      </w:r>
+      <w:r>
+        <w:t xml:space="preserve">, </w:t>
+      </w:r>
+      <w:r>
+        <w:rPr>
+          <w:rFonts w:ascii="Courier New" w:hAnsi="Courier New"/>
+        </w:rPr>
+        <w:t>Threat Prevention Agent</w:t>
+      </w:r>
+      <w:r>
+        <w:t xml:space="preserve">, </w:t>
+      </w:r>
+      <w:r>
+        <w:rPr>
+          <w:rFonts w:ascii="Courier New" w:hAnsi="Courier New"/>
+        </w:rPr>
+        <w:t>OpenAI Chat Model</w:t>
+      </w:r>
+      <w:r>
+        <w:t xml:space="preserve">, </w:t>
+      </w:r>
+      <w:r>
+        <w:rPr>
+          <w:rFonts w:ascii="Courier New" w:hAnsi="Courier New"/>
+        </w:rPr>
+        <w:t>Conversation Memory</w:t>
+      </w:r>
+      <w:r>
+        <w:t>,</w:t>
+      </w:r>
+    </w:p>
+    <w:p>
+      <w:r>
+        <w:rPr>
+          <w:rFonts w:ascii="Courier New" w:hAnsi="Courier New"/>
+        </w:rPr>
+        <w:t>Threat Prevention MCP</w:t>
+      </w:r>
+      <w:r>
+        <w:t xml:space="preserve"> (or </w:t>
+      </w:r>
+      <w:r>
+        <w:rPr>
+          <w:rFonts w:ascii="Courier New" w:hAnsi="Courier New"/>
+        </w:rPr>
+        <w:t>MCP Gateway</w:t>
+      </w:r>
+      <w:r>
+        <w:t xml:space="preserve">), and </w:t>
+      </w:r>
+      <w:r>
+        <w:rPr>
+          <w:rFonts w:ascii="Courier New" w:hAnsi="Courier New"/>
+        </w:rPr>
+        <w:t>Friendly error</w:t>
       </w:r>
     </w:p>
     <w:p>
@@ -36,7 +161,27 @@
         <w:pStyle w:val="ListBullet"/>
       </w:pPr>
       <w:r>
-        <w:t>Save as: `ai_agent_config.png`</w:t>
+        <w:rPr>
+          <w:b/>
+        </w:rPr>
+        <w:t>Prefer node settings panels</w:t>
+      </w:r>
+      <w:r>
+        <w:t xml:space="preserve"> (for example the MCP Client Tool's endpoint and </w:t>
+      </w:r>
+      <w:r>
+        <w:rPr>
+          <w:b/>
+        </w:rPr>
+        <w:t>Tools to Include</w:t>
+      </w:r>
+      <w:r>
+        <w:t>)</w:t>
+      </w:r>
+    </w:p>
+    <w:p>
+      <w:r>
+        <w:t>over the full canvas. They stay readable and change less between n8n releases</w:t>
       </w:r>
     </w:p>
     <w:p>
@@ -44,7 +189,56 @@
         <w:pStyle w:val="ListBullet"/>
       </w:pPr>
       <w:r>
-        <w:t>**Input**: (Optional) Capture the input JSON (chat message).</w:t>
+        <w:rPr>
+          <w:b/>
+        </w:rPr>
+        <w:t>Never show secrets:</w:t>
+      </w:r>
+      <w:r>
+        <w:t xml:space="preserve"> no tokens, API keys, passwords, or </w:t>
+      </w:r>
+      <w:r>
+        <w:rPr>
+          <w:rFonts w:ascii="Courier New" w:hAnsi="Courier New"/>
+        </w:rPr>
+        <w:t>.env</w:t>
+      </w:r>
+      <w:r>
+        <w:t xml:space="preserve"> content. The credentials</w:t>
+      </w:r>
+    </w:p>
+    <w:p>
+      <w:r>
+        <w:rPr>
+          <w:b/>
+        </w:rPr>
+        <w:t>MCP Gateway Bearer</w:t>
+      </w:r>
+      <w:r>
+        <w:t xml:space="preserve">, </w:t>
+      </w:r>
+      <w:r>
+        <w:rPr>
+          <w:b/>
+        </w:rPr>
+        <w:t>Lab Model (LiteLLM)</w:t>
+      </w:r>
+      <w:r>
+        <w:t xml:space="preserve">, and </w:t>
+      </w:r>
+      <w:r>
+        <w:rPr>
+          <w:b/>
+        </w:rPr>
+        <w:t>Lab Agents Chat</w:t>
+      </w:r>
+      <w:r>
+        <w:t xml:space="preserve"> hold secrets; show only their</w:t>
+      </w:r>
+    </w:p>
+    <w:p>
+      <w:r>
+        <w:t>names</w:t>
       </w:r>
     </w:p>
     <w:p>
@@ -52,7 +246,13 @@
         <w:pStyle w:val="ListBullet"/>
       </w:pPr>
       <w:r>
-        <w:t>Save as: `ai_agent_input.png`</w:t>
+        <w:rPr>
+          <w:b/>
+        </w:rPr>
+        <w:t>Use lab data only.</w:t>
+      </w:r>
+      <w:r>
+        <w:t xml:space="preserve"> No customer hosts, policies, logs, or IP addresses</w:t>
       </w:r>
     </w:p>
     <w:p>
@@ -60,7 +260,27 @@
         <w:pStyle w:val="ListBullet"/>
       </w:pPr>
       <w:r>
-        <w:t>**Output**: (Optional) Capture the output JSON (final response).</w:t>
+        <w:rPr>
+          <w:b/>
+        </w:rPr>
+        <w:t>Store and reference them together.</w:t>
+      </w:r>
+      <w:r>
+        <w:t xml:space="preserve"> Save the files under </w:t>
+      </w:r>
+      <w:r>
+        <w:rPr>
+          <w:rFonts w:ascii="Courier New" w:hAnsi="Courier New"/>
+        </w:rPr>
+        <w:t>docs/assets/threat-prevention/</w:t>
+      </w:r>
+      <w:r>
+        <w:t xml:space="preserve"> and</w:t>
+      </w:r>
+    </w:p>
+    <w:p>
+      <w:r>
+        <w:t>reference each one from the guide in the same change. Flag an image that no guide uses for removal</w:t>
       </w:r>
     </w:p>
     <w:p>
@@ -68,119 +288,13 @@
         <w:pStyle w:val="ListBullet"/>
       </w:pPr>
       <w:r>
-        <w:t>Save as: `ai_agent_output.png`</w:t>
+        <w:rPr>
+          <w:b/>
+        </w:rPr>
+        <w:t>Describe the step in text as well,</w:t>
       </w:r>
-    </w:p>
-    <w:p>
-      <w:pPr>
-        <w:pStyle w:val="Heading2"/>
-      </w:pPr>
       <w:r>
-        <w:t>2. MCP Client Node</w:t>
-      </w:r>
-    </w:p>
-    <w:p>
-      <w:pPr>
-        <w:pStyle w:val="ListBullet"/>
-      </w:pPr>
-      <w:r>
-        <w:t>**Config**: Open the "MCP Client" node. Capture the configuration showing the "Tool Name" or "Connected Tool".</w:t>
-      </w:r>
-    </w:p>
-    <w:p>
-      <w:pPr>
-        <w:pStyle w:val="ListBullet"/>
-      </w:pPr>
-      <w:r>
-        <w:t>Save as: `mcp_client_config.png`</w:t>
-      </w:r>
-    </w:p>
-    <w:p>
-      <w:pPr>
-        <w:pStyle w:val="ListBullet"/>
-      </w:pPr>
-      <w:r>
-        <w:t>**Output**: Capture the output JSON showing the tool execution result (e.g., list of protections).</w:t>
-      </w:r>
-    </w:p>
-    <w:p>
-      <w:pPr>
-        <w:pStyle w:val="ListBullet"/>
-      </w:pPr>
-      <w:r>
-        <w:t>Save as: `mcp_client_output.png`</w:t>
-      </w:r>
-    </w:p>
-    <w:p>
-      <w:pPr>
-        <w:pStyle w:val="Heading2"/>
-      </w:pPr>
-      <w:r>
-        <w:t>3. Memory Node</w:t>
-      </w:r>
-    </w:p>
-    <w:p>
-      <w:pPr>
-        <w:pStyle w:val="ListBullet"/>
-      </w:pPr>
-      <w:r>
-        <w:t>**Config**: Open the "Window Buffer Memory" node. Capture the configuration showing the "Session ID" or "Window Size".</w:t>
-      </w:r>
-    </w:p>
-    <w:p>
-      <w:pPr>
-        <w:pStyle w:val="ListBullet"/>
-      </w:pPr>
-      <w:r>
-        <w:t>Save as: `memory_config.png`</w:t>
-      </w:r>
-    </w:p>
-    <w:p>
-      <w:pPr>
-        <w:pStyle w:val="Heading2"/>
-      </w:pPr>
-      <w:r>
-        <w:t>4. Chat Trigger Node</w:t>
-      </w:r>
-    </w:p>
-    <w:p>
-      <w:pPr>
-        <w:pStyle w:val="ListBullet"/>
-      </w:pPr>
-      <w:r>
-        <w:t>**Config**: Open the "When chat message received" node. Capture the configuration.</w:t>
-      </w:r>
-    </w:p>
-    <w:p>
-      <w:pPr>
-        <w:pStyle w:val="ListBullet"/>
-      </w:pPr>
-      <w:r>
-        <w:t>Save as: `chat_trigger_config.png`</w:t>
-      </w:r>
-    </w:p>
-    <w:p>
-      <w:pPr>
-        <w:pStyle w:val="Heading2"/>
-      </w:pPr>
-      <w:r>
-        <w:t>5. Full Workflow</w:t>
-      </w:r>
-    </w:p>
-    <w:p>
-      <w:pPr>
-        <w:pStyle w:val="ListBullet"/>
-      </w:pPr>
-      <w:r>
-        <w:t>**Canvas**: Capture the entire workflow canvas.</w:t>
-      </w:r>
-    </w:p>
-    <w:p>
-      <w:pPr>
-        <w:pStyle w:val="ListBullet"/>
-      </w:pPr>
-      <w:r>
-        <w:t>Save as: `full_workflow_canvas.png` (overwrite existing if needed)</w:t>
+        <w:t xml:space="preserve"> so the guide still works when an image is out of date</w:t>
       </w:r>
     </w:p>
     <w:sectPr>
